--- a/briefings/线口监测午报-2026-08-18.docx
+++ b/briefings/线口监测午报-2026-08-18.docx
@@ -22,7 +22,7 @@
           <w:color w:val="888888"/>
           <w:sz w:val="18"/>
         </w:rPr>
-        <w:t>监测窗口:近48小时 | 生成时间:2026-08-18 17:03</w:t>
+        <w:t>监测窗口:近48小时 | 生成时间:2026-08-18 17:53</w:t>
       </w:r>
     </w:p>
     <w:p>
@@ -70,6 +70,57 @@
           <w:color w:val="888888"/>
           <w:sz w:val="24"/>
         </w:rPr>
+        <w:t>腾讯云将在马来西亚设立首个云区域，同步推进本地 AI 人才培养计划</w:t>
+      </w:r>
+    </w:p>
+    <w:p>
+      <w:r>
+        <w:rPr>
+          <w:rFonts w:ascii="Times New Roman" w:hAnsi="Times New Roman" w:eastAsia="宋体"/>
+          <w:color w:val="888888"/>
+          <w:sz w:val="18"/>
+        </w:rPr>
+        <w:t>来源:IT之家 | 时间:08-18 17:40</w:t>
+      </w:r>
+    </w:p>
+    <w:p>
+      <w:r>
+        <w:rPr>
+          <w:rFonts w:ascii="Times New Roman" w:hAnsi="Times New Roman" w:eastAsia="宋体"/>
+          <w:sz w:val="18"/>
+        </w:rPr>
+        <w:t>链接:</w:t>
+      </w:r>
+      <w:hyperlink r:id="rId9">
+        <w:r>
+          <w:rPr>
+            <w:color w:val="0563C1"/>
+            <w:u w:val="single"/>
+          </w:rPr>
+          <w:t>腾讯云将在马来西亚设立首个云区域，同步推进本地 AI 人才培养计划</w:t>
+        </w:r>
+      </w:hyperlink>
+    </w:p>
+    <w:p>
+      <w:pPr>
+        <w:pStyle w:val="Heading3"/>
+      </w:pPr>
+      <w:r>
+        <w:rPr>
+          <w:rFonts w:ascii="Times New Roman" w:hAnsi="Times New Roman" w:eastAsia="黑体"/>
+          <w:b w:val="0"/>
+          <w:color w:val="888888"/>
+          <w:sz w:val="24"/>
+        </w:rPr>
+        <w:t>【C级·参考】</w:t>
+      </w:r>
+      <w:r>
+        <w:rPr>
+          <w:rFonts w:ascii="Times New Roman" w:hAnsi="Times New Roman" w:eastAsia="黑体"/>
+          <w:b w:val="0"/>
+          <w:color w:val="888888"/>
+          <w:sz w:val="24"/>
+        </w:rPr>
         <w:t>OpenAI 总裁布罗克曼：为抵御 AI 网络威胁，企业应尽快做好 10 件事</w:t>
       </w:r>
     </w:p>
@@ -91,7 +142,7 @@
         </w:rPr>
         <w:t>链接:</w:t>
       </w:r>
-      <w:hyperlink r:id="rId9">
+      <w:hyperlink r:id="rId10">
         <w:r>
           <w:rPr>
             <w:color w:val="0563C1"/>
@@ -121,7 +172,7 @@
           <w:color w:val="888888"/>
           <w:sz w:val="24"/>
         </w:rPr>
-        <w:t>半价！全球最大 AI 聚合平台下调 OpenAI 最强 AI 模型 GPT-5.6 Sol 费用</w:t>
+        <w:t>15倍增速背后：从康耐特XR业务爆发，透视AI眼镜产业的机遇与现实</w:t>
       </w:r>
     </w:p>
     <w:p>
@@ -131,58 +182,7 @@
           <w:color w:val="888888"/>
           <w:sz w:val="18"/>
         </w:rPr>
-        <w:t>来源:IT之家 | 时间:08-18 14:47</w:t>
-      </w:r>
-    </w:p>
-    <w:p>
-      <w:r>
-        <w:rPr>
-          <w:rFonts w:ascii="Times New Roman" w:hAnsi="Times New Roman" w:eastAsia="宋体"/>
-          <w:sz w:val="18"/>
-        </w:rPr>
-        <w:t>链接:</w:t>
-      </w:r>
-      <w:hyperlink r:id="rId10">
-        <w:r>
-          <w:rPr>
-            <w:color w:val="0563C1"/>
-            <w:u w:val="single"/>
-          </w:rPr>
-          <w:t>半价！全球最大 AI 聚合平台下调 OpenAI 最强 AI 模型 GPT-5.6 Sol 费用</w:t>
-        </w:r>
-      </w:hyperlink>
-    </w:p>
-    <w:p>
-      <w:pPr>
-        <w:pStyle w:val="Heading3"/>
-      </w:pPr>
-      <w:r>
-        <w:rPr>
-          <w:rFonts w:ascii="Times New Roman" w:hAnsi="Times New Roman" w:eastAsia="黑体"/>
-          <w:b w:val="0"/>
-          <w:color w:val="888888"/>
-          <w:sz w:val="24"/>
-        </w:rPr>
-        <w:t>【C级·参考】</w:t>
-      </w:r>
-      <w:r>
-        <w:rPr>
-          <w:rFonts w:ascii="Times New Roman" w:hAnsi="Times New Roman" w:eastAsia="黑体"/>
-          <w:b w:val="0"/>
-          <w:color w:val="888888"/>
-          <w:sz w:val="24"/>
-        </w:rPr>
-        <w:t>Anthropic 披露 Model 2 模型，能力略高于公开最强 AI Claude Mythos 5</w:t>
-      </w:r>
-    </w:p>
-    <w:p>
-      <w:r>
-        <w:rPr>
-          <w:rFonts w:ascii="Times New Roman" w:hAnsi="Times New Roman" w:eastAsia="宋体"/>
-          <w:color w:val="888888"/>
-          <w:sz w:val="18"/>
-        </w:rPr>
-        <w:t>来源:IT之家 | 时间:08-18 14:15</w:t>
+        <w:t>来源:Bing新闻 | 时间:08-18 10:07</w:t>
       </w:r>
     </w:p>
     <w:p>
@@ -199,109 +199,7 @@
             <w:color w:val="0563C1"/>
             <w:u w:val="single"/>
           </w:rPr>
-          <w:t>Anthropic 披露 Model 2 模型，能力略高于公开最强 AI Claude Mythos 5</w:t>
-        </w:r>
-      </w:hyperlink>
-    </w:p>
-    <w:p>
-      <w:pPr>
-        <w:pStyle w:val="Heading3"/>
-      </w:pPr>
-      <w:r>
-        <w:rPr>
-          <w:rFonts w:ascii="Times New Roman" w:hAnsi="Times New Roman" w:eastAsia="黑体"/>
-          <w:b w:val="0"/>
-          <w:color w:val="888888"/>
-          <w:sz w:val="24"/>
-        </w:rPr>
-        <w:t>【C级·参考】</w:t>
-      </w:r>
-      <w:r>
-        <w:rPr>
-          <w:rFonts w:ascii="Times New Roman" w:hAnsi="Times New Roman" w:eastAsia="黑体"/>
-          <w:b w:val="0"/>
-          <w:color w:val="888888"/>
-          <w:sz w:val="24"/>
-        </w:rPr>
-        <w:t>哈佛大学和麻省理工造出 83 亿个“AI 人”，模拟全球人类行为</w:t>
-      </w:r>
-    </w:p>
-    <w:p>
-      <w:r>
-        <w:rPr>
-          <w:rFonts w:ascii="Times New Roman" w:hAnsi="Times New Roman" w:eastAsia="宋体"/>
-          <w:color w:val="888888"/>
-          <w:sz w:val="18"/>
-        </w:rPr>
-        <w:t>来源:IT之家 | 时间:08-18 13:29</w:t>
-      </w:r>
-    </w:p>
-    <w:p>
-      <w:r>
-        <w:rPr>
-          <w:rFonts w:ascii="Times New Roman" w:hAnsi="Times New Roman" w:eastAsia="宋体"/>
-          <w:sz w:val="18"/>
-        </w:rPr>
-        <w:t>链接:</w:t>
-      </w:r>
-      <w:hyperlink r:id="rId12">
-        <w:r>
-          <w:rPr>
-            <w:color w:val="0563C1"/>
-            <w:u w:val="single"/>
-          </w:rPr>
-          <w:t>哈佛大学和麻省理工造出 83 亿个“AI 人”，模拟全球人类行为</w:t>
-        </w:r>
-      </w:hyperlink>
-    </w:p>
-    <w:p>
-      <w:pPr>
-        <w:pStyle w:val="Heading3"/>
-      </w:pPr>
-      <w:r>
-        <w:rPr>
-          <w:rFonts w:ascii="Times New Roman" w:hAnsi="Times New Roman" w:eastAsia="黑体"/>
-          <w:b w:val="0"/>
-          <w:color w:val="888888"/>
-          <w:sz w:val="24"/>
-        </w:rPr>
-        <w:t>【C级·参考】</w:t>
-      </w:r>
-      <w:r>
-        <w:rPr>
-          <w:rFonts w:ascii="Times New Roman" w:hAnsi="Times New Roman" w:eastAsia="黑体"/>
-          <w:b w:val="0"/>
-          <w:color w:val="888888"/>
-          <w:sz w:val="24"/>
-        </w:rPr>
-        <w:t>全球第 3 家，代码显示 vivo 手机将支持谷歌安卓 AI 诈骗检测功能</w:t>
-      </w:r>
-    </w:p>
-    <w:p>
-      <w:r>
-        <w:rPr>
-          <w:rFonts w:ascii="Times New Roman" w:hAnsi="Times New Roman" w:eastAsia="宋体"/>
-          <w:color w:val="888888"/>
-          <w:sz w:val="18"/>
-        </w:rPr>
-        <w:t>来源:IT之家 | 时间:08-18 13:15</w:t>
-      </w:r>
-    </w:p>
-    <w:p>
-      <w:r>
-        <w:rPr>
-          <w:rFonts w:ascii="Times New Roman" w:hAnsi="Times New Roman" w:eastAsia="宋体"/>
-          <w:sz w:val="18"/>
-        </w:rPr>
-        <w:t>链接:</w:t>
-      </w:r>
-      <w:hyperlink r:id="rId13">
-        <w:r>
-          <w:rPr>
-            <w:color w:val="0563C1"/>
-            <w:u w:val="single"/>
-          </w:rPr>
-          <w:t>全球第 3 家，代码显示 vivo 手机将支持谷歌安卓 AI 诈骗检测功能</w:t>
+          <w:t>15倍增速背后：从康耐特XR业务爆发，透视AI眼镜产业的机遇与现实</w:t>
         </w:r>
       </w:hyperlink>
     </w:p>
@@ -346,7 +244,7 @@
         </w:rPr>
         <w:t>链接:</w:t>
       </w:r>
-      <w:hyperlink r:id="rId14">
+      <w:hyperlink r:id="rId12">
         <w:r>
           <w:rPr>
             <w:color w:val="0563C1"/>
@@ -397,7 +295,7 @@
         </w:rPr>
         <w:t>链接:</w:t>
       </w:r>
-      <w:hyperlink r:id="rId15">
+      <w:hyperlink r:id="rId13">
         <w:r>
           <w:rPr>
             <w:color w:val="0563C1"/>
@@ -448,7 +346,7 @@
         </w:rPr>
         <w:t>链接:</w:t>
       </w:r>
-      <w:hyperlink r:id="rId16">
+      <w:hyperlink r:id="rId14">
         <w:r>
           <w:rPr>
             <w:color w:val="0563C1"/>
@@ -478,7 +376,7 @@
           <w:color w:val="888888"/>
           <w:sz w:val="24"/>
         </w:rPr>
-        <w:t>Meta 专利探索智能眼镜未来：识别人脸自动梳理、AI 提取精彩片段</w:t>
+        <w:t>雷鸟全新iO系列官宣8月21日发布：首款“人类增强 AI 眼镜”</w:t>
       </w:r>
     </w:p>
     <w:p>
@@ -488,7 +386,7 @@
           <w:color w:val="888888"/>
           <w:sz w:val="18"/>
         </w:rPr>
-        <w:t>来源:Bing新闻 | 时间:08-18 04:23</w:t>
+        <w:t>来源:Bing新闻 | 时间:08-18 04:06</w:t>
       </w:r>
     </w:p>
     <w:p>
@@ -499,13 +397,13 @@
         </w:rPr>
         <w:t>链接:</w:t>
       </w:r>
-      <w:hyperlink r:id="rId17">
+      <w:hyperlink r:id="rId15">
         <w:r>
           <w:rPr>
             <w:color w:val="0563C1"/>
             <w:u w:val="single"/>
           </w:rPr>
-          <w:t>Meta 专利探索智能眼镜未来：识别人脸自动梳理、AI 提取精彩片段</w:t>
+          <w:t>雷鸟全新iO系列官宣8月21日发布：首款“人类增强 AI 眼镜”</w:t>
         </w:r>
       </w:hyperlink>
     </w:p>
@@ -550,7 +448,7 @@
         </w:rPr>
         <w:t>链接:</w:t>
       </w:r>
-      <w:hyperlink r:id="rId18">
+      <w:hyperlink r:id="rId16">
         <w:r>
           <w:rPr>
             <w:color w:val="0563C1"/>
@@ -601,7 +499,7 @@
         </w:rPr>
         <w:t>链接:</w:t>
       </w:r>
-      <w:hyperlink r:id="rId19">
+      <w:hyperlink r:id="rId17">
         <w:r>
           <w:rPr>
             <w:color w:val="0563C1"/>
@@ -652,7 +550,7 @@
         </w:rPr>
         <w:t>链接:</w:t>
       </w:r>
-      <w:hyperlink r:id="rId20">
+      <w:hyperlink r:id="rId18">
         <w:r>
           <w:rPr>
             <w:color w:val="0563C1"/>
@@ -703,7 +601,7 @@
         </w:rPr>
         <w:t>链接:</w:t>
       </w:r>
-      <w:hyperlink r:id="rId21">
+      <w:hyperlink r:id="rId19">
         <w:r>
           <w:rPr>
             <w:color w:val="0563C1"/>
@@ -754,7 +652,7 @@
         </w:rPr>
         <w:t>链接:</w:t>
       </w:r>
-      <w:hyperlink r:id="rId22">
+      <w:hyperlink r:id="rId20">
         <w:r>
           <w:rPr>
             <w:color w:val="0563C1"/>
@@ -805,64 +703,13 @@
         </w:rPr>
         <w:t>链接:</w:t>
       </w:r>
-      <w:hyperlink r:id="rId23">
+      <w:hyperlink r:id="rId21">
         <w:r>
           <w:rPr>
             <w:color w:val="0563C1"/>
             <w:u w:val="single"/>
           </w:rPr>
           <w:t>How to disable or avoid intrusive AI</w:t>
-        </w:r>
-      </w:hyperlink>
-    </w:p>
-    <w:p>
-      <w:pPr>
-        <w:pStyle w:val="Heading3"/>
-      </w:pPr>
-      <w:r>
-        <w:rPr>
-          <w:rFonts w:ascii="Times New Roman" w:hAnsi="Times New Roman" w:eastAsia="黑体"/>
-          <w:b w:val="0"/>
-          <w:color w:val="888888"/>
-          <w:sz w:val="24"/>
-        </w:rPr>
-        <w:t>【C级·参考】</w:t>
-      </w:r>
-      <w:r>
-        <w:rPr>
-          <w:rFonts w:ascii="Times New Roman" w:hAnsi="Times New Roman" w:eastAsia="黑体"/>
-          <w:b w:val="0"/>
-          <w:color w:val="888888"/>
-          <w:sz w:val="24"/>
-        </w:rPr>
-        <w:t>雷鸟全新 iO 系列官宣 8 月 21 日发布：定位首款“人类增强 AI 眼镜”</w:t>
-      </w:r>
-    </w:p>
-    <w:p>
-      <w:r>
-        <w:rPr>
-          <w:rFonts w:ascii="Times New Roman" w:hAnsi="Times New Roman" w:eastAsia="宋体"/>
-          <w:color w:val="888888"/>
-          <w:sz w:val="18"/>
-        </w:rPr>
-        <w:t>来源:Bing新闻 | 时间:08-17 22:06</w:t>
-      </w:r>
-    </w:p>
-    <w:p>
-      <w:r>
-        <w:rPr>
-          <w:rFonts w:ascii="Times New Roman" w:hAnsi="Times New Roman" w:eastAsia="宋体"/>
-          <w:sz w:val="18"/>
-        </w:rPr>
-        <w:t>链接:</w:t>
-      </w:r>
-      <w:hyperlink r:id="rId24">
-        <w:r>
-          <w:rPr>
-            <w:color w:val="0563C1"/>
-            <w:u w:val="single"/>
-          </w:rPr>
-          <w:t>雷鸟全新 iO 系列官宣 8 月 21 日发布：定位首款“人类增强 AI 眼镜”</w:t>
         </w:r>
       </w:hyperlink>
     </w:p>
@@ -907,64 +754,13 @@
         </w:rPr>
         <w:t>链接:</w:t>
       </w:r>
-      <w:hyperlink r:id="rId25">
+      <w:hyperlink r:id="rId22">
         <w:r>
           <w:rPr>
             <w:color w:val="0563C1"/>
             <w:u w:val="single"/>
           </w:rPr>
           <w:t>GPT 5.6 Sol is the best "vision" model OpenAI ever released</w:t>
-        </w:r>
-      </w:hyperlink>
-    </w:p>
-    <w:p>
-      <w:pPr>
-        <w:pStyle w:val="Heading3"/>
-      </w:pPr>
-      <w:r>
-        <w:rPr>
-          <w:rFonts w:ascii="Times New Roman" w:hAnsi="Times New Roman" w:eastAsia="黑体"/>
-          <w:b w:val="0"/>
-          <w:color w:val="888888"/>
-          <w:sz w:val="24"/>
-        </w:rPr>
-        <w:t>【C级·参考】</w:t>
-      </w:r>
-      <w:r>
-        <w:rPr>
-          <w:rFonts w:ascii="Times New Roman" w:hAnsi="Times New Roman" w:eastAsia="黑体"/>
-          <w:b w:val="0"/>
-          <w:color w:val="888888"/>
-          <w:sz w:val="24"/>
-        </w:rPr>
-        <w:t>15倍增速背后：从康耐特XR业务爆发，透视AI眼镜产业的机遇与现实</w:t>
-      </w:r>
-    </w:p>
-    <w:p>
-      <w:r>
-        <w:rPr>
-          <w:rFonts w:ascii="Times New Roman" w:hAnsi="Times New Roman" w:eastAsia="宋体"/>
-          <w:color w:val="888888"/>
-          <w:sz w:val="18"/>
-        </w:rPr>
-        <w:t>来源:Bing新闻 | 时间:08-17 20:07</w:t>
-      </w:r>
-    </w:p>
-    <w:p>
-      <w:r>
-        <w:rPr>
-          <w:rFonts w:ascii="Times New Roman" w:hAnsi="Times New Roman" w:eastAsia="宋体"/>
-          <w:sz w:val="18"/>
-        </w:rPr>
-        <w:t>链接:</w:t>
-      </w:r>
-      <w:hyperlink r:id="rId26">
-        <w:r>
-          <w:rPr>
-            <w:color w:val="0563C1"/>
-            <w:u w:val="single"/>
-          </w:rPr>
-          <w:t>15倍增速背后：从康耐特XR业务爆发，透视AI眼镜产业的机遇与现实</w:t>
         </w:r>
       </w:hyperlink>
     </w:p>
@@ -1009,7 +805,7 @@
         </w:rPr>
         <w:t>链接:</w:t>
       </w:r>
-      <w:hyperlink r:id="rId27">
+      <w:hyperlink r:id="rId23">
         <w:r>
           <w:rPr>
             <w:color w:val="0563C1"/>
@@ -1060,13 +856,64 @@
         </w:rPr>
         <w:t>链接:</w:t>
       </w:r>
-      <w:hyperlink r:id="rId28">
+      <w:hyperlink r:id="rId24">
         <w:r>
           <w:rPr>
             <w:color w:val="0563C1"/>
             <w:u w:val="single"/>
           </w:rPr>
           <w:t>吉比特业绩暴增，《甄嬛传》即将上线！卢竑岩：详解海外翻倍、如何看AI？</w:t>
+        </w:r>
+      </w:hyperlink>
+    </w:p>
+    <w:p>
+      <w:pPr>
+        <w:pStyle w:val="Heading3"/>
+      </w:pPr>
+      <w:r>
+        <w:rPr>
+          <w:rFonts w:ascii="Times New Roman" w:hAnsi="Times New Roman" w:eastAsia="黑体"/>
+          <w:b w:val="0"/>
+          <w:color w:val="888888"/>
+          <w:sz w:val="24"/>
+        </w:rPr>
+        <w:t>【C级·参考】</w:t>
+      </w:r>
+      <w:r>
+        <w:rPr>
+          <w:rFonts w:ascii="Times New Roman" w:hAnsi="Times New Roman" w:eastAsia="黑体"/>
+          <w:b w:val="0"/>
+          <w:color w:val="888888"/>
+          <w:sz w:val="24"/>
+        </w:rPr>
+        <w:t>AI助盲眼镜产业化提速 政策加持企业布局</w:t>
+      </w:r>
+    </w:p>
+    <w:p>
+      <w:r>
+        <w:rPr>
+          <w:rFonts w:ascii="Times New Roman" w:hAnsi="Times New Roman" w:eastAsia="宋体"/>
+          <w:color w:val="888888"/>
+          <w:sz w:val="18"/>
+        </w:rPr>
+        <w:t>来源:Bing新闻 | 时间:08-17 09:28</w:t>
+      </w:r>
+    </w:p>
+    <w:p>
+      <w:r>
+        <w:rPr>
+          <w:rFonts w:ascii="Times New Roman" w:hAnsi="Times New Roman" w:eastAsia="宋体"/>
+          <w:sz w:val="18"/>
+        </w:rPr>
+        <w:t>链接:</w:t>
+      </w:r>
+      <w:hyperlink r:id="rId25">
+        <w:r>
+          <w:rPr>
+            <w:color w:val="0563C1"/>
+            <w:u w:val="single"/>
+          </w:rPr>
+          <w:t>AI助盲眼镜产业化提速 政策加持企业布局</w:t>
         </w:r>
       </w:hyperlink>
     </w:p>
@@ -1081,6 +928,57 @@
         </w:rPr>
         <w:t>机器人/AI硬件</w:t>
       </w:r>
+    </w:p>
+    <w:p>
+      <w:pPr>
+        <w:pStyle w:val="Heading3"/>
+      </w:pPr>
+      <w:r>
+        <w:rPr>
+          <w:rFonts w:ascii="Times New Roman" w:hAnsi="Times New Roman" w:eastAsia="黑体"/>
+          <w:b w:val="0"/>
+          <w:color w:val="888888"/>
+          <w:sz w:val="24"/>
+        </w:rPr>
+        <w:t>【C级·参考】</w:t>
+      </w:r>
+      <w:r>
+        <w:rPr>
+          <w:rFonts w:ascii="Times New Roman" w:hAnsi="Times New Roman" w:eastAsia="黑体"/>
+          <w:b w:val="0"/>
+          <w:color w:val="888888"/>
+          <w:sz w:val="24"/>
+        </w:rPr>
+        <w:t>产业链已初步成型，中国信通院联合发布具身智能训练场研究报告</w:t>
+      </w:r>
+    </w:p>
+    <w:p>
+      <w:r>
+        <w:rPr>
+          <w:rFonts w:ascii="Times New Roman" w:hAnsi="Times New Roman" w:eastAsia="宋体"/>
+          <w:color w:val="888888"/>
+          <w:sz w:val="18"/>
+        </w:rPr>
+        <w:t>来源:IT之家 | 时间:08-18 17:23</w:t>
+      </w:r>
+    </w:p>
+    <w:p>
+      <w:r>
+        <w:rPr>
+          <w:rFonts w:ascii="Times New Roman" w:hAnsi="Times New Roman" w:eastAsia="宋体"/>
+          <w:sz w:val="18"/>
+        </w:rPr>
+        <w:t>链接:</w:t>
+      </w:r>
+      <w:hyperlink r:id="rId26">
+        <w:r>
+          <w:rPr>
+            <w:color w:val="0563C1"/>
+            <w:u w:val="single"/>
+          </w:rPr>
+          <w:t>产业链已初步成型，中国信通院联合发布具身智能训练场研究报告</w:t>
+        </w:r>
+      </w:hyperlink>
     </w:p>
     <w:p>
       <w:pPr>
@@ -1123,7 +1021,7 @@
         </w:rPr>
         <w:t>链接:</w:t>
       </w:r>
-      <w:hyperlink r:id="rId29">
+      <w:hyperlink r:id="rId27">
         <w:r>
           <w:rPr>
             <w:color w:val="0563C1"/>
@@ -1163,6 +1061,23 @@
       </w:r>
     </w:p>
     <w:p>
+      <w:r>
+        <w:t>本线口暂无重要更新</w:t>
+      </w:r>
+    </w:p>
+    <w:p>
+      <w:pPr>
+        <w:pStyle w:val="Heading2"/>
+      </w:pPr>
+      <w:r>
+        <w:rPr>
+          <w:rFonts w:ascii="Times New Roman" w:hAnsi="Times New Roman" w:eastAsia="黑体"/>
+          <w:sz w:val="28"/>
+        </w:rPr>
+        <w:t>游戏/电竞/平台公司</w:t>
+      </w:r>
+    </w:p>
+    <w:p>
       <w:pPr>
         <w:pStyle w:val="Heading3"/>
       </w:pPr>
@@ -1182,7 +1097,7 @@
           <w:color w:val="888888"/>
           <w:sz w:val="24"/>
         </w:rPr>
-        <w:t>无人配送企业 Serve 与外卖平台 Grubhub 达成合作，服务扩展至更多美国城市</w:t>
+        <w:t>首届 ENC 电竞世界杯比赛官宣推迟至 2027 年 11 月举行</w:t>
       </w:r>
     </w:p>
     <w:p>
@@ -1192,7 +1107,7 @@
           <w:color w:val="888888"/>
           <w:sz w:val="18"/>
         </w:rPr>
-        <w:t>来源:IT之家 | 时间:08-18 15:01</w:t>
+        <w:t>来源:IT之家 | 时间:08-18 17:05</w:t>
       </w:r>
     </w:p>
     <w:p>
@@ -1203,27 +1118,15 @@
         </w:rPr>
         <w:t>链接:</w:t>
       </w:r>
-      <w:hyperlink r:id="rId30">
+      <w:hyperlink r:id="rId28">
         <w:r>
           <w:rPr>
             <w:color w:val="0563C1"/>
             <w:u w:val="single"/>
           </w:rPr>
-          <w:t>无人配送企业 Serve 与外卖平台 Grubhub 达成合作，服务扩展至更多美国城市</w:t>
+          <w:t>首届 ENC 电竞世界杯比赛官宣推迟至 2027 年 11 月举行</w:t>
         </w:r>
       </w:hyperlink>
-    </w:p>
-    <w:p>
-      <w:pPr>
-        <w:pStyle w:val="Heading2"/>
-      </w:pPr>
-      <w:r>
-        <w:rPr>
-          <w:rFonts w:ascii="Times New Roman" w:hAnsi="Times New Roman" w:eastAsia="黑体"/>
-          <w:sz w:val="28"/>
-        </w:rPr>
-        <w:t>游戏/电竞/平台公司</w:t>
-      </w:r>
     </w:p>
     <w:p>
       <w:pPr>
@@ -1266,7 +1169,7 @@
         </w:rPr>
         <w:t>链接:</w:t>
       </w:r>
-      <w:hyperlink r:id="rId31">
+      <w:hyperlink r:id="rId29">
         <w:r>
           <w:rPr>
             <w:color w:val="0563C1"/>
@@ -1317,64 +1220,13 @@
         </w:rPr>
         <w:t>链接:</w:t>
       </w:r>
-      <w:hyperlink r:id="rId32">
+      <w:hyperlink r:id="rId30">
         <w:r>
           <w:rPr>
             <w:color w:val="0563C1"/>
             <w:u w:val="single"/>
           </w:rPr>
           <w:t>国产抗日 FPS《抵抗者》确认参展 2026 科隆游戏展，预计登陆 PC、PS5 和 Xbox 平台</w:t>
-        </w:r>
-      </w:hyperlink>
-    </w:p>
-    <w:p>
-      <w:pPr>
-        <w:pStyle w:val="Heading3"/>
-      </w:pPr>
-      <w:r>
-        <w:rPr>
-          <w:rFonts w:ascii="Times New Roman" w:hAnsi="Times New Roman" w:eastAsia="黑体"/>
-          <w:b w:val="0"/>
-          <w:color w:val="888888"/>
-          <w:sz w:val="24"/>
-        </w:rPr>
-        <w:t>【C级·参考】</w:t>
-      </w:r>
-      <w:r>
-        <w:rPr>
-          <w:rFonts w:ascii="Times New Roman" w:hAnsi="Times New Roman" w:eastAsia="黑体"/>
-          <w:b w:val="0"/>
-          <w:color w:val="888888"/>
-          <w:sz w:val="24"/>
-        </w:rPr>
-        <w:t>小米 G25i 2026 游戏显示器海外发布，24.5 英寸 1080P 240Hz Fast IPS 面板</w:t>
-      </w:r>
-    </w:p>
-    <w:p>
-      <w:r>
-        <w:rPr>
-          <w:rFonts w:ascii="Times New Roman" w:hAnsi="Times New Roman" w:eastAsia="宋体"/>
-          <w:color w:val="888888"/>
-          <w:sz w:val="18"/>
-        </w:rPr>
-        <w:t>来源:IT之家 | 时间:08-18 14:42</w:t>
-      </w:r>
-    </w:p>
-    <w:p>
-      <w:r>
-        <w:rPr>
-          <w:rFonts w:ascii="Times New Roman" w:hAnsi="Times New Roman" w:eastAsia="宋体"/>
-          <w:sz w:val="18"/>
-        </w:rPr>
-        <w:t>链接:</w:t>
-      </w:r>
-      <w:hyperlink r:id="rId33">
-        <w:r>
-          <w:rPr>
-            <w:color w:val="0563C1"/>
-            <w:u w:val="single"/>
-          </w:rPr>
-          <w:t>小米 G25i 2026 游戏显示器海外发布，24.5 英寸 1080P 240Hz Fast IPS 面板</w:t>
         </w:r>
       </w:hyperlink>
     </w:p>
@@ -1419,7 +1271,7 @@
         </w:rPr>
         <w:t>链接:</w:t>
       </w:r>
-      <w:hyperlink r:id="rId34">
+      <w:hyperlink r:id="rId31">
         <w:r>
           <w:rPr>
             <w:color w:val="0563C1"/>
@@ -1470,7 +1322,7 @@
         </w:rPr>
         <w:t>链接:</w:t>
       </w:r>
-      <w:hyperlink r:id="rId35">
+      <w:hyperlink r:id="rId32">
         <w:r>
           <w:rPr>
             <w:color w:val="0563C1"/>
@@ -1521,7 +1373,7 @@
         </w:rPr>
         <w:t>链接:</w:t>
       </w:r>
-      <w:hyperlink r:id="rId36">
+      <w:hyperlink r:id="rId33">
         <w:r>
           <w:rPr>
             <w:color w:val="0563C1"/>
@@ -1572,7 +1424,7 @@
         </w:rPr>
         <w:t>链接:</w:t>
       </w:r>
-      <w:hyperlink r:id="rId37">
+      <w:hyperlink r:id="rId34">
         <w:r>
           <w:rPr>
             <w:color w:val="0563C1"/>
@@ -1623,13 +1475,64 @@
         </w:rPr>
         <w:t>链接:</w:t>
       </w:r>
-      <w:hyperlink r:id="rId38">
+      <w:hyperlink r:id="rId35">
         <w:r>
           <w:rPr>
             <w:color w:val="0563C1"/>
             <w:u w:val="single"/>
           </w:rPr>
           <w:t>中国公司不做的“水浒游戏”，日本厂商干到畅销榜第四？</w:t>
+        </w:r>
+      </w:hyperlink>
+    </w:p>
+    <w:p>
+      <w:pPr>
+        <w:pStyle w:val="Heading3"/>
+      </w:pPr>
+      <w:r>
+        <w:rPr>
+          <w:rFonts w:ascii="Times New Roman" w:hAnsi="Times New Roman" w:eastAsia="黑体"/>
+          <w:b w:val="0"/>
+          <w:color w:val="888888"/>
+          <w:sz w:val="24"/>
+        </w:rPr>
+        <w:t>【C级·参考】</w:t>
+      </w:r>
+      <w:r>
+        <w:rPr>
+          <w:rFonts w:ascii="Times New Roman" w:hAnsi="Times New Roman" w:eastAsia="黑体"/>
+          <w:b w:val="0"/>
+          <w:color w:val="888888"/>
+          <w:sz w:val="24"/>
+        </w:rPr>
+        <w:t>Newzoo总监上海演讲：双引擎驱动增长，2026中国与西方游戏有怎样趋势？</w:t>
+      </w:r>
+    </w:p>
+    <w:p>
+      <w:r>
+        <w:rPr>
+          <w:rFonts w:ascii="Times New Roman" w:hAnsi="Times New Roman" w:eastAsia="宋体"/>
+          <w:color w:val="888888"/>
+          <w:sz w:val="18"/>
+        </w:rPr>
+        <w:t>来源:GameLook | 时间:08-17 09:33</w:t>
+      </w:r>
+    </w:p>
+    <w:p>
+      <w:r>
+        <w:rPr>
+          <w:rFonts w:ascii="Times New Roman" w:hAnsi="Times New Roman" w:eastAsia="宋体"/>
+          <w:sz w:val="18"/>
+        </w:rPr>
+        <w:t>链接:</w:t>
+      </w:r>
+      <w:hyperlink r:id="rId36">
+        <w:r>
+          <w:rPr>
+            <w:color w:val="0563C1"/>
+            <w:u w:val="single"/>
+          </w:rPr>
+          <w:t>Newzoo总监上海演讲：双引擎驱动增长，2026中国与西方游戏有怎样趋势？</w:t>
         </w:r>
       </w:hyperlink>
     </w:p>
